--- a/ПрактикаПМ02/Сиссия7/Document/Otchjot.docx
+++ b/ПрактикаПМ02/Сиссия7/Document/Otchjot.docx
@@ -854,6 +854,8 @@
         </w:rPr>
         <w:t>Модуль лаборатории</w:t>
       </w:r>
+      <w:bookmarkStart w:id="2" w:name="_GoBack"/>
+      <w:bookmarkEnd w:id="2"/>
     </w:p>
     <w:p>
       <w:pPr>
@@ -4920,8 +4922,34 @@
           <w:sz w:val="28"/>
           <w:szCs w:val="28"/>
         </w:rPr>
-        <w:t>Разработка REST API</w:t>
-      </w:r>
+        <w:t>Р</w:t>
+      </w:r>
+      <w:r>
+        <w:rPr>
+          <w:sz w:val="28"/>
+          <w:szCs w:val="28"/>
+          <w:lang w:val="ru-RU"/>
+        </w:rPr>
+        <w:t>АЗРАБОТКА</w:t>
+      </w:r>
+      <w:r>
+        <w:rPr>
+          <w:sz w:val="28"/>
+          <w:szCs w:val="28"/>
+        </w:rPr>
+        <w:t xml:space="preserve"> REST API</w:t>
+      </w:r>
+    </w:p>
+    <w:p>
+      <w:pPr>
+        <w:spacing w:line="360" w:lineRule="auto"/>
+        <w:ind w:firstLine="709"/>
+        <w:jc w:val="center"/>
+        <w:rPr>
+          <w:sz w:val="28"/>
+          <w:szCs w:val="28"/>
+        </w:rPr>
+      </w:pPr>
     </w:p>
     <w:p>
       <w:pPr>
@@ -5371,6 +5399,12 @@
             <w:insideH w:val="single" w:color="auto" w:sz="4" w:space="0"/>
             <w:insideV w:val="single" w:color="auto" w:sz="4" w:space="0"/>
           </w:tblBorders>
+          <w:tblCellMar>
+            <w:top w:w="0" w:type="dxa"/>
+            <w:left w:w="108" w:type="dxa"/>
+            <w:bottom w:w="0" w:type="dxa"/>
+            <w:right w:w="108" w:type="dxa"/>
+          </w:tblCellMar>
         </w:tblPrEx>
         <w:tc>
           <w:tcPr>
@@ -11336,8 +11370,6 @@
           <w:szCs w:val="28"/>
         </w:rPr>
       </w:pPr>
-      <w:bookmarkStart w:id="2" w:name="_GoBack"/>
-      <w:bookmarkEnd w:id="2"/>
       <w:r>
         <w:rPr>
           <w:sz w:val="28"/>
@@ -12585,7 +12617,6 @@
     <w:p>
       <w:pPr>
         <w:spacing w:line="360" w:lineRule="auto"/>
-        <w:ind w:firstLine="709"/>
         <w:jc w:val="both"/>
         <w:rPr>
           <w:sz w:val="28"/>
@@ -12598,1853 +12629,6 @@
         <w:spacing w:line="360" w:lineRule="auto"/>
         <w:ind w:firstLine="709"/>
         <w:jc w:val="center"/>
-        <w:rPr>
-          <w:sz w:val="32"/>
-          <w:szCs w:val="32"/>
-        </w:rPr>
-      </w:pPr>
-      <w:r>
-        <w:rPr>
-          <w:sz w:val="32"/>
-          <w:szCs w:val="32"/>
-        </w:rPr>
-        <w:t>РАЗРАБОТКА ПРОГРАММНЫХ МОДУЛЕЙ</w:t>
-      </w:r>
-    </w:p>
-    <w:p>
-      <w:pPr>
-        <w:spacing w:line="360" w:lineRule="auto"/>
-        <w:ind w:firstLine="709"/>
-        <w:jc w:val="both"/>
-        <w:rPr>
-          <w:sz w:val="28"/>
-          <w:szCs w:val="28"/>
-        </w:rPr>
-      </w:pPr>
-    </w:p>
-    <w:p>
-      <w:pPr>
-        <w:spacing w:line="360" w:lineRule="auto"/>
-        <w:ind w:firstLine="709"/>
-        <w:jc w:val="both"/>
-        <w:rPr>
-          <w:sz w:val="28"/>
-          <w:szCs w:val="28"/>
-        </w:rPr>
-      </w:pPr>
-      <w:r>
-        <w:rPr>
-          <w:sz w:val="28"/>
-          <w:szCs w:val="28"/>
-        </w:rPr>
-        <w:t>База данных</w:t>
-      </w:r>
-    </w:p>
-    <w:p>
-      <w:pPr>
-        <w:spacing w:line="360" w:lineRule="auto"/>
-        <w:ind w:firstLine="709"/>
-        <w:jc w:val="both"/>
-        <w:rPr>
-          <w:sz w:val="28"/>
-          <w:szCs w:val="28"/>
-        </w:rPr>
-      </w:pPr>
-      <w:r>
-        <w:rPr>
-          <w:sz w:val="28"/>
-          <w:szCs w:val="28"/>
-        </w:rPr>
-        <w:t>База данных agro_control создана на Microsoft SQL Server. Скрипт script.sql включает создание всех таблиц, первичных и внешних ключей, индексов, хранимых процедур, триггеров и функций.</w:t>
-      </w:r>
-    </w:p>
-    <w:p>
-      <w:pPr>
-        <w:spacing w:line="360" w:lineRule="auto"/>
-        <w:ind w:firstLine="709"/>
-        <w:jc w:val="both"/>
-        <w:rPr>
-          <w:sz w:val="28"/>
-          <w:szCs w:val="28"/>
-        </w:rPr>
-      </w:pPr>
-    </w:p>
-    <w:p>
-      <w:pPr>
-        <w:spacing w:line="360" w:lineRule="auto"/>
-        <w:ind w:firstLine="709"/>
-        <w:jc w:val="both"/>
-        <w:rPr>
-          <w:sz w:val="28"/>
-          <w:szCs w:val="28"/>
-        </w:rPr>
-      </w:pPr>
-      <w:r>
-        <w:rPr>
-          <w:sz w:val="28"/>
-          <w:szCs w:val="28"/>
-        </w:rPr>
-        <w:t>Основные таблицы:</w:t>
-      </w:r>
-    </w:p>
-    <w:p>
-      <w:pPr>
-        <w:spacing w:line="360" w:lineRule="auto"/>
-        <w:jc w:val="both"/>
-        <w:rPr>
-          <w:sz w:val="28"/>
-          <w:szCs w:val="28"/>
-        </w:rPr>
-      </w:pPr>
-      <w:r>
-        <w:rPr>
-          <w:sz w:val="28"/>
-          <w:szCs w:val="28"/>
-        </w:rPr>
-        <w:t>Таблица 5 – Таблицы бд</w:t>
-      </w:r>
-    </w:p>
-    <w:tbl>
-      <w:tblPr>
-        <w:tblStyle w:val="17"/>
-        <w:tblW w:w="9360" w:type="dxa"/>
-        <w:jc w:val="center"/>
-        <w:tblBorders>
-          <w:top w:val="single" w:color="auto" w:sz="4" w:space="0"/>
-          <w:left w:val="single" w:color="auto" w:sz="4" w:space="0"/>
-          <w:bottom w:val="single" w:color="auto" w:sz="4" w:space="0"/>
-          <w:right w:val="single" w:color="auto" w:sz="4" w:space="0"/>
-          <w:insideH w:val="single" w:color="auto" w:sz="4" w:space="0"/>
-          <w:insideV w:val="single" w:color="auto" w:sz="4" w:space="0"/>
-        </w:tblBorders>
-        <w:tblLayout w:type="autofit"/>
-        <w:tblCellMar>
-          <w:top w:w="0" w:type="dxa"/>
-          <w:left w:w="108" w:type="dxa"/>
-          <w:bottom w:w="0" w:type="dxa"/>
-          <w:right w:w="108" w:type="dxa"/>
-        </w:tblCellMar>
-      </w:tblPr>
-      <w:tblGrid>
-        <w:gridCol w:w="3456"/>
-        <w:gridCol w:w="5904"/>
-      </w:tblGrid>
-      <w:tr>
-        <w:tblPrEx>
-          <w:tblBorders>
-            <w:top w:val="single" w:color="auto" w:sz="4" w:space="0"/>
-            <w:left w:val="single" w:color="auto" w:sz="4" w:space="0"/>
-            <w:bottom w:val="single" w:color="auto" w:sz="4" w:space="0"/>
-            <w:right w:val="single" w:color="auto" w:sz="4" w:space="0"/>
-            <w:insideH w:val="single" w:color="auto" w:sz="4" w:space="0"/>
-            <w:insideV w:val="single" w:color="auto" w:sz="4" w:space="0"/>
-          </w:tblBorders>
-          <w:tblCellMar>
-            <w:top w:w="0" w:type="dxa"/>
-            <w:left w:w="108" w:type="dxa"/>
-            <w:bottom w:w="0" w:type="dxa"/>
-            <w:right w:w="108" w:type="dxa"/>
-          </w:tblCellMar>
-        </w:tblPrEx>
-        <w:trPr>
-          <w:jc w:val="center"/>
-        </w:trPr>
-        <w:tc>
-          <w:tcPr>
-            <w:tcW w:w="0" w:type="auto"/>
-          </w:tcPr>
-          <w:p>
-            <w:pPr>
-              <w:spacing w:line="375" w:lineRule="atLeast"/>
-              <w:rPr>
-                <w:sz w:val="28"/>
-                <w:szCs w:val="28"/>
-              </w:rPr>
-            </w:pPr>
-            <w:r>
-              <w:rPr>
-                <w:sz w:val="28"/>
-                <w:szCs w:val="28"/>
-              </w:rPr>
-              <w:t>Таблица</w:t>
-            </w:r>
-          </w:p>
-        </w:tc>
-        <w:tc>
-          <w:tcPr>
-            <w:tcW w:w="0" w:type="auto"/>
-          </w:tcPr>
-          <w:p>
-            <w:pPr>
-              <w:spacing w:line="375" w:lineRule="atLeast"/>
-              <w:rPr>
-                <w:sz w:val="28"/>
-                <w:szCs w:val="28"/>
-              </w:rPr>
-            </w:pPr>
-            <w:r>
-              <w:rPr>
-                <w:sz w:val="28"/>
-                <w:szCs w:val="28"/>
-              </w:rPr>
-              <w:t>Назначение</w:t>
-            </w:r>
-          </w:p>
-        </w:tc>
-      </w:tr>
-      <w:tr>
-        <w:tblPrEx>
-          <w:tblBorders>
-            <w:top w:val="single" w:color="auto" w:sz="4" w:space="0"/>
-            <w:left w:val="single" w:color="auto" w:sz="4" w:space="0"/>
-            <w:bottom w:val="single" w:color="auto" w:sz="4" w:space="0"/>
-            <w:right w:val="single" w:color="auto" w:sz="4" w:space="0"/>
-            <w:insideH w:val="single" w:color="auto" w:sz="4" w:space="0"/>
-            <w:insideV w:val="single" w:color="auto" w:sz="4" w:space="0"/>
-          </w:tblBorders>
-          <w:tblCellMar>
-            <w:top w:w="0" w:type="dxa"/>
-            <w:left w:w="108" w:type="dxa"/>
-            <w:bottom w:w="0" w:type="dxa"/>
-            <w:right w:w="108" w:type="dxa"/>
-          </w:tblCellMar>
-        </w:tblPrEx>
-        <w:trPr>
-          <w:jc w:val="center"/>
-        </w:trPr>
-        <w:tc>
-          <w:tcPr>
-            <w:tcW w:w="0" w:type="auto"/>
-          </w:tcPr>
-          <w:p>
-            <w:pPr>
-              <w:rPr>
-                <w:sz w:val="28"/>
-                <w:szCs w:val="28"/>
-              </w:rPr>
-            </w:pPr>
-            <w:r>
-              <w:rPr>
-                <w:sz w:val="28"/>
-                <w:szCs w:val="28"/>
-              </w:rPr>
-              <w:t>users</w:t>
-            </w:r>
-          </w:p>
-        </w:tc>
-        <w:tc>
-          <w:tcPr>
-            <w:tcW w:w="0" w:type="auto"/>
-          </w:tcPr>
-          <w:p>
-            <w:pPr>
-              <w:rPr>
-                <w:sz w:val="28"/>
-                <w:szCs w:val="28"/>
-              </w:rPr>
-            </w:pPr>
-            <w:r>
-              <w:rPr>
-                <w:sz w:val="28"/>
-                <w:szCs w:val="28"/>
-              </w:rPr>
-              <w:t>Пользователи системы</w:t>
-            </w:r>
-          </w:p>
-        </w:tc>
-      </w:tr>
-      <w:tr>
-        <w:tblPrEx>
-          <w:tblBorders>
-            <w:top w:val="single" w:color="auto" w:sz="4" w:space="0"/>
-            <w:left w:val="single" w:color="auto" w:sz="4" w:space="0"/>
-            <w:bottom w:val="single" w:color="auto" w:sz="4" w:space="0"/>
-            <w:right w:val="single" w:color="auto" w:sz="4" w:space="0"/>
-            <w:insideH w:val="single" w:color="auto" w:sz="4" w:space="0"/>
-            <w:insideV w:val="single" w:color="auto" w:sz="4" w:space="0"/>
-          </w:tblBorders>
-          <w:tblCellMar>
-            <w:top w:w="0" w:type="dxa"/>
-            <w:left w:w="108" w:type="dxa"/>
-            <w:bottom w:w="0" w:type="dxa"/>
-            <w:right w:w="108" w:type="dxa"/>
-          </w:tblCellMar>
-        </w:tblPrEx>
-        <w:trPr>
-          <w:jc w:val="center"/>
-        </w:trPr>
-        <w:tc>
-          <w:tcPr>
-            <w:tcW w:w="0" w:type="auto"/>
-          </w:tcPr>
-          <w:p>
-            <w:pPr>
-              <w:rPr>
-                <w:sz w:val="28"/>
-                <w:szCs w:val="28"/>
-              </w:rPr>
-            </w:pPr>
-            <w:r>
-              <w:rPr>
-                <w:sz w:val="28"/>
-                <w:szCs w:val="28"/>
-              </w:rPr>
-              <w:t>products</w:t>
-            </w:r>
-          </w:p>
-        </w:tc>
-        <w:tc>
-          <w:tcPr>
-            <w:tcW w:w="0" w:type="auto"/>
-          </w:tcPr>
-          <w:p>
-            <w:pPr>
-              <w:rPr>
-                <w:sz w:val="28"/>
-                <w:szCs w:val="28"/>
-              </w:rPr>
-            </w:pPr>
-            <w:r>
-              <w:rPr>
-                <w:sz w:val="28"/>
-                <w:szCs w:val="28"/>
-              </w:rPr>
-              <w:t>Продукция предприятия</w:t>
-            </w:r>
-          </w:p>
-        </w:tc>
-      </w:tr>
-      <w:tr>
-        <w:tblPrEx>
-          <w:tblBorders>
-            <w:top w:val="single" w:color="auto" w:sz="4" w:space="0"/>
-            <w:left w:val="single" w:color="auto" w:sz="4" w:space="0"/>
-            <w:bottom w:val="single" w:color="auto" w:sz="4" w:space="0"/>
-            <w:right w:val="single" w:color="auto" w:sz="4" w:space="0"/>
-            <w:insideH w:val="single" w:color="auto" w:sz="4" w:space="0"/>
-            <w:insideV w:val="single" w:color="auto" w:sz="4" w:space="0"/>
-          </w:tblBorders>
-          <w:tblCellMar>
-            <w:top w:w="0" w:type="dxa"/>
-            <w:left w:w="108" w:type="dxa"/>
-            <w:bottom w:w="0" w:type="dxa"/>
-            <w:right w:w="108" w:type="dxa"/>
-          </w:tblCellMar>
-        </w:tblPrEx>
-        <w:trPr>
-          <w:jc w:val="center"/>
-        </w:trPr>
-        <w:tc>
-          <w:tcPr>
-            <w:tcW w:w="0" w:type="auto"/>
-          </w:tcPr>
-          <w:p>
-            <w:pPr>
-              <w:rPr>
-                <w:sz w:val="28"/>
-                <w:szCs w:val="28"/>
-              </w:rPr>
-            </w:pPr>
-            <w:r>
-              <w:rPr>
-                <w:sz w:val="28"/>
-                <w:szCs w:val="28"/>
-              </w:rPr>
-              <w:t>raw_materials</w:t>
-            </w:r>
-          </w:p>
-        </w:tc>
-        <w:tc>
-          <w:tcPr>
-            <w:tcW w:w="0" w:type="auto"/>
-          </w:tcPr>
-          <w:p>
-            <w:pPr>
-              <w:rPr>
-                <w:sz w:val="28"/>
-                <w:szCs w:val="28"/>
-              </w:rPr>
-            </w:pPr>
-            <w:r>
-              <w:rPr>
-                <w:sz w:val="28"/>
-                <w:szCs w:val="28"/>
-              </w:rPr>
-              <w:t>Сырьё и компоненты</w:t>
-            </w:r>
-          </w:p>
-        </w:tc>
-      </w:tr>
-      <w:tr>
-        <w:tblPrEx>
-          <w:tblBorders>
-            <w:top w:val="single" w:color="auto" w:sz="4" w:space="0"/>
-            <w:left w:val="single" w:color="auto" w:sz="4" w:space="0"/>
-            <w:bottom w:val="single" w:color="auto" w:sz="4" w:space="0"/>
-            <w:right w:val="single" w:color="auto" w:sz="4" w:space="0"/>
-            <w:insideH w:val="single" w:color="auto" w:sz="4" w:space="0"/>
-            <w:insideV w:val="single" w:color="auto" w:sz="4" w:space="0"/>
-          </w:tblBorders>
-          <w:tblCellMar>
-            <w:top w:w="0" w:type="dxa"/>
-            <w:left w:w="108" w:type="dxa"/>
-            <w:bottom w:w="0" w:type="dxa"/>
-            <w:right w:w="108" w:type="dxa"/>
-          </w:tblCellMar>
-        </w:tblPrEx>
-        <w:trPr>
-          <w:jc w:val="center"/>
-        </w:trPr>
-        <w:tc>
-          <w:tcPr>
-            <w:tcW w:w="0" w:type="auto"/>
-          </w:tcPr>
-          <w:p>
-            <w:pPr>
-              <w:rPr>
-                <w:sz w:val="28"/>
-                <w:szCs w:val="28"/>
-              </w:rPr>
-            </w:pPr>
-            <w:r>
-              <w:rPr>
-                <w:sz w:val="28"/>
-                <w:szCs w:val="28"/>
-              </w:rPr>
-              <w:t>recipes</w:t>
-            </w:r>
-          </w:p>
-        </w:tc>
-        <w:tc>
-          <w:tcPr>
-            <w:tcW w:w="0" w:type="auto"/>
-          </w:tcPr>
-          <w:p>
-            <w:pPr>
-              <w:rPr>
-                <w:sz w:val="28"/>
-                <w:szCs w:val="28"/>
-              </w:rPr>
-            </w:pPr>
-            <w:r>
-              <w:rPr>
-                <w:sz w:val="28"/>
-                <w:szCs w:val="28"/>
-              </w:rPr>
-              <w:t>Рецепты (версии)</w:t>
-            </w:r>
-          </w:p>
-        </w:tc>
-      </w:tr>
-      <w:tr>
-        <w:tblPrEx>
-          <w:tblBorders>
-            <w:top w:val="single" w:color="auto" w:sz="4" w:space="0"/>
-            <w:left w:val="single" w:color="auto" w:sz="4" w:space="0"/>
-            <w:bottom w:val="single" w:color="auto" w:sz="4" w:space="0"/>
-            <w:right w:val="single" w:color="auto" w:sz="4" w:space="0"/>
-            <w:insideH w:val="single" w:color="auto" w:sz="4" w:space="0"/>
-            <w:insideV w:val="single" w:color="auto" w:sz="4" w:space="0"/>
-          </w:tblBorders>
-          <w:tblCellMar>
-            <w:top w:w="0" w:type="dxa"/>
-            <w:left w:w="108" w:type="dxa"/>
-            <w:bottom w:w="0" w:type="dxa"/>
-            <w:right w:w="108" w:type="dxa"/>
-          </w:tblCellMar>
-        </w:tblPrEx>
-        <w:trPr>
-          <w:jc w:val="center"/>
-        </w:trPr>
-        <w:tc>
-          <w:tcPr>
-            <w:tcW w:w="0" w:type="auto"/>
-          </w:tcPr>
-          <w:p>
-            <w:pPr>
-              <w:rPr>
-                <w:sz w:val="28"/>
-                <w:szCs w:val="28"/>
-              </w:rPr>
-            </w:pPr>
-            <w:r>
-              <w:rPr>
-                <w:sz w:val="28"/>
-                <w:szCs w:val="28"/>
-              </w:rPr>
-              <w:t>recipe_components</w:t>
-            </w:r>
-          </w:p>
-        </w:tc>
-        <w:tc>
-          <w:tcPr>
-            <w:tcW w:w="0" w:type="auto"/>
-          </w:tcPr>
-          <w:p>
-            <w:pPr>
-              <w:rPr>
-                <w:sz w:val="28"/>
-                <w:szCs w:val="28"/>
-              </w:rPr>
-            </w:pPr>
-            <w:r>
-              <w:rPr>
-                <w:sz w:val="28"/>
-                <w:szCs w:val="28"/>
-              </w:rPr>
-              <w:t>Состав рецепта</w:t>
-            </w:r>
-          </w:p>
-        </w:tc>
-      </w:tr>
-      <w:tr>
-        <w:tblPrEx>
-          <w:tblBorders>
-            <w:top w:val="single" w:color="auto" w:sz="4" w:space="0"/>
-            <w:left w:val="single" w:color="auto" w:sz="4" w:space="0"/>
-            <w:bottom w:val="single" w:color="auto" w:sz="4" w:space="0"/>
-            <w:right w:val="single" w:color="auto" w:sz="4" w:space="0"/>
-            <w:insideH w:val="single" w:color="auto" w:sz="4" w:space="0"/>
-            <w:insideV w:val="single" w:color="auto" w:sz="4" w:space="0"/>
-          </w:tblBorders>
-          <w:tblCellMar>
-            <w:top w:w="0" w:type="dxa"/>
-            <w:left w:w="108" w:type="dxa"/>
-            <w:bottom w:w="0" w:type="dxa"/>
-            <w:right w:w="108" w:type="dxa"/>
-          </w:tblCellMar>
-        </w:tblPrEx>
-        <w:trPr>
-          <w:jc w:val="center"/>
-        </w:trPr>
-        <w:tc>
-          <w:tcPr>
-            <w:tcW w:w="0" w:type="auto"/>
-          </w:tcPr>
-          <w:p>
-            <w:pPr>
-              <w:rPr>
-                <w:sz w:val="28"/>
-                <w:szCs w:val="28"/>
-              </w:rPr>
-            </w:pPr>
-            <w:r>
-              <w:rPr>
-                <w:sz w:val="28"/>
-                <w:szCs w:val="28"/>
-              </w:rPr>
-              <w:t>process_steps</w:t>
-            </w:r>
-          </w:p>
-        </w:tc>
-        <w:tc>
-          <w:tcPr>
-            <w:tcW w:w="0" w:type="auto"/>
-          </w:tcPr>
-          <w:p>
-            <w:pPr>
-              <w:rPr>
-                <w:sz w:val="28"/>
-                <w:szCs w:val="28"/>
-              </w:rPr>
-            </w:pPr>
-            <w:r>
-              <w:rPr>
-                <w:sz w:val="28"/>
-                <w:szCs w:val="28"/>
-              </w:rPr>
-              <w:t>Шаги технологической карты</w:t>
-            </w:r>
-          </w:p>
-        </w:tc>
-      </w:tr>
-      <w:tr>
-        <w:tblPrEx>
-          <w:tblBorders>
-            <w:top w:val="single" w:color="auto" w:sz="4" w:space="0"/>
-            <w:left w:val="single" w:color="auto" w:sz="4" w:space="0"/>
-            <w:bottom w:val="single" w:color="auto" w:sz="4" w:space="0"/>
-            <w:right w:val="single" w:color="auto" w:sz="4" w:space="0"/>
-            <w:insideH w:val="single" w:color="auto" w:sz="4" w:space="0"/>
-            <w:insideV w:val="single" w:color="auto" w:sz="4" w:space="0"/>
-          </w:tblBorders>
-          <w:tblCellMar>
-            <w:top w:w="0" w:type="dxa"/>
-            <w:left w:w="108" w:type="dxa"/>
-            <w:bottom w:w="0" w:type="dxa"/>
-            <w:right w:w="108" w:type="dxa"/>
-          </w:tblCellMar>
-        </w:tblPrEx>
-        <w:trPr>
-          <w:jc w:val="center"/>
-        </w:trPr>
-        <w:tc>
-          <w:tcPr>
-            <w:tcW w:w="0" w:type="auto"/>
-          </w:tcPr>
-          <w:p>
-            <w:pPr>
-              <w:rPr>
-                <w:sz w:val="28"/>
-                <w:szCs w:val="28"/>
-              </w:rPr>
-            </w:pPr>
-            <w:r>
-              <w:rPr>
-                <w:sz w:val="28"/>
-                <w:szCs w:val="28"/>
-              </w:rPr>
-              <w:t>production_orders</w:t>
-            </w:r>
-          </w:p>
-        </w:tc>
-        <w:tc>
-          <w:tcPr>
-            <w:tcW w:w="0" w:type="auto"/>
-          </w:tcPr>
-          <w:p>
-            <w:pPr>
-              <w:rPr>
-                <w:sz w:val="28"/>
-                <w:szCs w:val="28"/>
-              </w:rPr>
-            </w:pPr>
-            <w:r>
-              <w:rPr>
-                <w:sz w:val="28"/>
-                <w:szCs w:val="28"/>
-              </w:rPr>
-              <w:t>Производственные заказы</w:t>
-            </w:r>
-          </w:p>
-        </w:tc>
-      </w:tr>
-      <w:tr>
-        <w:tblPrEx>
-          <w:tblBorders>
-            <w:top w:val="single" w:color="auto" w:sz="4" w:space="0"/>
-            <w:left w:val="single" w:color="auto" w:sz="4" w:space="0"/>
-            <w:bottom w:val="single" w:color="auto" w:sz="4" w:space="0"/>
-            <w:right w:val="single" w:color="auto" w:sz="4" w:space="0"/>
-            <w:insideH w:val="single" w:color="auto" w:sz="4" w:space="0"/>
-            <w:insideV w:val="single" w:color="auto" w:sz="4" w:space="0"/>
-          </w:tblBorders>
-          <w:tblCellMar>
-            <w:top w:w="0" w:type="dxa"/>
-            <w:left w:w="108" w:type="dxa"/>
-            <w:bottom w:w="0" w:type="dxa"/>
-            <w:right w:w="108" w:type="dxa"/>
-          </w:tblCellMar>
-        </w:tblPrEx>
-        <w:trPr>
-          <w:jc w:val="center"/>
-        </w:trPr>
-        <w:tc>
-          <w:tcPr>
-            <w:tcW w:w="0" w:type="auto"/>
-          </w:tcPr>
-          <w:p>
-            <w:pPr>
-              <w:rPr>
-                <w:sz w:val="28"/>
-                <w:szCs w:val="28"/>
-              </w:rPr>
-            </w:pPr>
-            <w:r>
-              <w:rPr>
-                <w:sz w:val="28"/>
-                <w:szCs w:val="28"/>
-              </w:rPr>
-              <w:t>batches</w:t>
-            </w:r>
-          </w:p>
-        </w:tc>
-        <w:tc>
-          <w:tcPr>
-            <w:tcW w:w="0" w:type="auto"/>
-          </w:tcPr>
-          <w:p>
-            <w:pPr>
-              <w:rPr>
-                <w:sz w:val="28"/>
-                <w:szCs w:val="28"/>
-              </w:rPr>
-            </w:pPr>
-            <w:r>
-              <w:rPr>
-                <w:sz w:val="28"/>
-                <w:szCs w:val="28"/>
-              </w:rPr>
-              <w:t>Производственные партии</w:t>
-            </w:r>
-          </w:p>
-        </w:tc>
-      </w:tr>
-      <w:tr>
-        <w:tblPrEx>
-          <w:tblBorders>
-            <w:top w:val="single" w:color="auto" w:sz="4" w:space="0"/>
-            <w:left w:val="single" w:color="auto" w:sz="4" w:space="0"/>
-            <w:bottom w:val="single" w:color="auto" w:sz="4" w:space="0"/>
-            <w:right w:val="single" w:color="auto" w:sz="4" w:space="0"/>
-            <w:insideH w:val="single" w:color="auto" w:sz="4" w:space="0"/>
-            <w:insideV w:val="single" w:color="auto" w:sz="4" w:space="0"/>
-          </w:tblBorders>
-          <w:tblCellMar>
-            <w:top w:w="0" w:type="dxa"/>
-            <w:left w:w="108" w:type="dxa"/>
-            <w:bottom w:w="0" w:type="dxa"/>
-            <w:right w:w="108" w:type="dxa"/>
-          </w:tblCellMar>
-        </w:tblPrEx>
-        <w:trPr>
-          <w:jc w:val="center"/>
-        </w:trPr>
-        <w:tc>
-          <w:tcPr>
-            <w:tcW w:w="0" w:type="auto"/>
-          </w:tcPr>
-          <w:p>
-            <w:pPr>
-              <w:rPr>
-                <w:sz w:val="28"/>
-                <w:szCs w:val="28"/>
-              </w:rPr>
-            </w:pPr>
-            <w:r>
-              <w:rPr>
-                <w:sz w:val="28"/>
-                <w:szCs w:val="28"/>
-              </w:rPr>
-              <w:t>batch_steps</w:t>
-            </w:r>
-          </w:p>
-        </w:tc>
-        <w:tc>
-          <w:tcPr>
-            <w:tcW w:w="0" w:type="auto"/>
-          </w:tcPr>
-          <w:p>
-            <w:pPr>
-              <w:rPr>
-                <w:sz w:val="28"/>
-                <w:szCs w:val="28"/>
-              </w:rPr>
-            </w:pPr>
-            <w:r>
-              <w:rPr>
-                <w:sz w:val="28"/>
-                <w:szCs w:val="28"/>
-              </w:rPr>
-              <w:t>Фактическое выполнение шагов</w:t>
-            </w:r>
-          </w:p>
-        </w:tc>
-      </w:tr>
-      <w:tr>
-        <w:tblPrEx>
-          <w:tblBorders>
-            <w:top w:val="single" w:color="auto" w:sz="4" w:space="0"/>
-            <w:left w:val="single" w:color="auto" w:sz="4" w:space="0"/>
-            <w:bottom w:val="single" w:color="auto" w:sz="4" w:space="0"/>
-            <w:right w:val="single" w:color="auto" w:sz="4" w:space="0"/>
-            <w:insideH w:val="single" w:color="auto" w:sz="4" w:space="0"/>
-            <w:insideV w:val="single" w:color="auto" w:sz="4" w:space="0"/>
-          </w:tblBorders>
-          <w:tblCellMar>
-            <w:top w:w="0" w:type="dxa"/>
-            <w:left w:w="108" w:type="dxa"/>
-            <w:bottom w:w="0" w:type="dxa"/>
-            <w:right w:w="108" w:type="dxa"/>
-          </w:tblCellMar>
-        </w:tblPrEx>
-        <w:trPr>
-          <w:jc w:val="center"/>
-        </w:trPr>
-        <w:tc>
-          <w:tcPr>
-            <w:tcW w:w="0" w:type="auto"/>
-          </w:tcPr>
-          <w:p>
-            <w:pPr>
-              <w:rPr>
-                <w:sz w:val="28"/>
-                <w:szCs w:val="28"/>
-              </w:rPr>
-            </w:pPr>
-            <w:r>
-              <w:rPr>
-                <w:sz w:val="28"/>
-                <w:szCs w:val="28"/>
-              </w:rPr>
-              <w:t>raw_material_batches</w:t>
-            </w:r>
-          </w:p>
-        </w:tc>
-        <w:tc>
-          <w:tcPr>
-            <w:tcW w:w="0" w:type="auto"/>
-          </w:tcPr>
-          <w:p>
-            <w:pPr>
-              <w:rPr>
-                <w:sz w:val="28"/>
-                <w:szCs w:val="28"/>
-              </w:rPr>
-            </w:pPr>
-            <w:r>
-              <w:rPr>
-                <w:sz w:val="28"/>
-                <w:szCs w:val="28"/>
-              </w:rPr>
-              <w:t>Партии сырья</w:t>
-            </w:r>
-          </w:p>
-        </w:tc>
-      </w:tr>
-      <w:tr>
-        <w:tblPrEx>
-          <w:tblBorders>
-            <w:top w:val="single" w:color="auto" w:sz="4" w:space="0"/>
-            <w:left w:val="single" w:color="auto" w:sz="4" w:space="0"/>
-            <w:bottom w:val="single" w:color="auto" w:sz="4" w:space="0"/>
-            <w:right w:val="single" w:color="auto" w:sz="4" w:space="0"/>
-            <w:insideH w:val="single" w:color="auto" w:sz="4" w:space="0"/>
-            <w:insideV w:val="single" w:color="auto" w:sz="4" w:space="0"/>
-          </w:tblBorders>
-          <w:tblCellMar>
-            <w:top w:w="0" w:type="dxa"/>
-            <w:left w:w="108" w:type="dxa"/>
-            <w:bottom w:w="0" w:type="dxa"/>
-            <w:right w:w="108" w:type="dxa"/>
-          </w:tblCellMar>
-        </w:tblPrEx>
-        <w:trPr>
-          <w:jc w:val="center"/>
-        </w:trPr>
-        <w:tc>
-          <w:tcPr>
-            <w:tcW w:w="0" w:type="auto"/>
-          </w:tcPr>
-          <w:p>
-            <w:pPr>
-              <w:rPr>
-                <w:sz w:val="28"/>
-                <w:szCs w:val="28"/>
-              </w:rPr>
-            </w:pPr>
-            <w:r>
-              <w:rPr>
-                <w:sz w:val="28"/>
-                <w:szCs w:val="28"/>
-              </w:rPr>
-              <w:t>batch_raw_materials</w:t>
-            </w:r>
-          </w:p>
-        </w:tc>
-        <w:tc>
-          <w:tcPr>
-            <w:tcW w:w="0" w:type="auto"/>
-          </w:tcPr>
-          <w:p>
-            <w:pPr>
-              <w:rPr>
-                <w:sz w:val="28"/>
-                <w:szCs w:val="28"/>
-              </w:rPr>
-            </w:pPr>
-            <w:r>
-              <w:rPr>
-                <w:sz w:val="28"/>
-                <w:szCs w:val="28"/>
-              </w:rPr>
-              <w:t>Использование сырья в партиях</w:t>
-            </w:r>
-          </w:p>
-        </w:tc>
-      </w:tr>
-      <w:tr>
-        <w:tblPrEx>
-          <w:tblBorders>
-            <w:top w:val="single" w:color="auto" w:sz="4" w:space="0"/>
-            <w:left w:val="single" w:color="auto" w:sz="4" w:space="0"/>
-            <w:bottom w:val="single" w:color="auto" w:sz="4" w:space="0"/>
-            <w:right w:val="single" w:color="auto" w:sz="4" w:space="0"/>
-            <w:insideH w:val="single" w:color="auto" w:sz="4" w:space="0"/>
-            <w:insideV w:val="single" w:color="auto" w:sz="4" w:space="0"/>
-          </w:tblBorders>
-          <w:tblCellMar>
-            <w:top w:w="0" w:type="dxa"/>
-            <w:left w:w="108" w:type="dxa"/>
-            <w:bottom w:w="0" w:type="dxa"/>
-            <w:right w:w="108" w:type="dxa"/>
-          </w:tblCellMar>
-        </w:tblPrEx>
-        <w:trPr>
-          <w:jc w:val="center"/>
-        </w:trPr>
-        <w:tc>
-          <w:tcPr>
-            <w:tcW w:w="0" w:type="auto"/>
-          </w:tcPr>
-          <w:p>
-            <w:pPr>
-              <w:rPr>
-                <w:sz w:val="28"/>
-                <w:szCs w:val="28"/>
-              </w:rPr>
-            </w:pPr>
-            <w:r>
-              <w:rPr>
-                <w:sz w:val="28"/>
-                <w:szCs w:val="28"/>
-              </w:rPr>
-              <w:t>quality_controls</w:t>
-            </w:r>
-          </w:p>
-        </w:tc>
-        <w:tc>
-          <w:tcPr>
-            <w:tcW w:w="0" w:type="auto"/>
-          </w:tcPr>
-          <w:p>
-            <w:pPr>
-              <w:rPr>
-                <w:sz w:val="28"/>
-                <w:szCs w:val="28"/>
-              </w:rPr>
-            </w:pPr>
-            <w:r>
-              <w:rPr>
-                <w:sz w:val="28"/>
-                <w:szCs w:val="28"/>
-              </w:rPr>
-              <w:t>Результаты лабораторного контроля</w:t>
-            </w:r>
-          </w:p>
-        </w:tc>
-      </w:tr>
-      <w:tr>
-        <w:tblPrEx>
-          <w:tblBorders>
-            <w:top w:val="single" w:color="auto" w:sz="4" w:space="0"/>
-            <w:left w:val="single" w:color="auto" w:sz="4" w:space="0"/>
-            <w:bottom w:val="single" w:color="auto" w:sz="4" w:space="0"/>
-            <w:right w:val="single" w:color="auto" w:sz="4" w:space="0"/>
-            <w:insideH w:val="single" w:color="auto" w:sz="4" w:space="0"/>
-            <w:insideV w:val="single" w:color="auto" w:sz="4" w:space="0"/>
-          </w:tblBorders>
-          <w:tblCellMar>
-            <w:top w:w="0" w:type="dxa"/>
-            <w:left w:w="108" w:type="dxa"/>
-            <w:bottom w:w="0" w:type="dxa"/>
-            <w:right w:w="108" w:type="dxa"/>
-          </w:tblCellMar>
-        </w:tblPrEx>
-        <w:trPr>
-          <w:jc w:val="center"/>
-        </w:trPr>
-        <w:tc>
-          <w:tcPr>
-            <w:tcW w:w="0" w:type="auto"/>
-          </w:tcPr>
-          <w:p>
-            <w:pPr>
-              <w:rPr>
-                <w:sz w:val="28"/>
-                <w:szCs w:val="28"/>
-              </w:rPr>
-            </w:pPr>
-            <w:r>
-              <w:rPr>
-                <w:sz w:val="28"/>
-                <w:szCs w:val="28"/>
-              </w:rPr>
-              <w:t>deviation_events</w:t>
-            </w:r>
-          </w:p>
-        </w:tc>
-        <w:tc>
-          <w:tcPr>
-            <w:tcW w:w="0" w:type="auto"/>
-          </w:tcPr>
-          <w:p>
-            <w:pPr>
-              <w:rPr>
-                <w:sz w:val="28"/>
-                <w:szCs w:val="28"/>
-              </w:rPr>
-            </w:pPr>
-            <w:r>
-              <w:rPr>
-                <w:sz w:val="28"/>
-                <w:szCs w:val="28"/>
-              </w:rPr>
-              <w:t>Зафиксированные отклонения</w:t>
-            </w:r>
-          </w:p>
-        </w:tc>
-      </w:tr>
-      <w:tr>
-        <w:tblPrEx>
-          <w:tblBorders>
-            <w:top w:val="single" w:color="auto" w:sz="4" w:space="0"/>
-            <w:left w:val="single" w:color="auto" w:sz="4" w:space="0"/>
-            <w:bottom w:val="single" w:color="auto" w:sz="4" w:space="0"/>
-            <w:right w:val="single" w:color="auto" w:sz="4" w:space="0"/>
-            <w:insideH w:val="single" w:color="auto" w:sz="4" w:space="0"/>
-            <w:insideV w:val="single" w:color="auto" w:sz="4" w:space="0"/>
-          </w:tblBorders>
-          <w:tblCellMar>
-            <w:top w:w="0" w:type="dxa"/>
-            <w:left w:w="108" w:type="dxa"/>
-            <w:bottom w:w="0" w:type="dxa"/>
-            <w:right w:w="108" w:type="dxa"/>
-          </w:tblCellMar>
-        </w:tblPrEx>
-        <w:trPr>
-          <w:jc w:val="center"/>
-        </w:trPr>
-        <w:tc>
-          <w:tcPr>
-            <w:tcW w:w="0" w:type="auto"/>
-          </w:tcPr>
-          <w:p>
-            <w:pPr>
-              <w:rPr>
-                <w:sz w:val="28"/>
-                <w:szCs w:val="28"/>
-              </w:rPr>
-            </w:pPr>
-            <w:r>
-              <w:rPr>
-                <w:sz w:val="28"/>
-                <w:szCs w:val="28"/>
-              </w:rPr>
-              <w:t>equipment_telemetry</w:t>
-            </w:r>
-          </w:p>
-        </w:tc>
-        <w:tc>
-          <w:tcPr>
-            <w:tcW w:w="0" w:type="auto"/>
-          </w:tcPr>
-          <w:p>
-            <w:pPr>
-              <w:rPr>
-                <w:sz w:val="28"/>
-                <w:szCs w:val="28"/>
-              </w:rPr>
-            </w:pPr>
-            <w:r>
-              <w:rPr>
-                <w:sz w:val="28"/>
-                <w:szCs w:val="28"/>
-              </w:rPr>
-              <w:t>Телеметрия оборудования</w:t>
-            </w:r>
-          </w:p>
-        </w:tc>
-      </w:tr>
-      <w:tr>
-        <w:tblPrEx>
-          <w:tblBorders>
-            <w:top w:val="single" w:color="auto" w:sz="4" w:space="0"/>
-            <w:left w:val="single" w:color="auto" w:sz="4" w:space="0"/>
-            <w:bottom w:val="single" w:color="auto" w:sz="4" w:space="0"/>
-            <w:right w:val="single" w:color="auto" w:sz="4" w:space="0"/>
-            <w:insideH w:val="single" w:color="auto" w:sz="4" w:space="0"/>
-            <w:insideV w:val="single" w:color="auto" w:sz="4" w:space="0"/>
-          </w:tblBorders>
-          <w:tblCellMar>
-            <w:top w:w="0" w:type="dxa"/>
-            <w:left w:w="108" w:type="dxa"/>
-            <w:bottom w:w="0" w:type="dxa"/>
-            <w:right w:w="108" w:type="dxa"/>
-          </w:tblCellMar>
-        </w:tblPrEx>
-        <w:trPr>
-          <w:jc w:val="center"/>
-        </w:trPr>
-        <w:tc>
-          <w:tcPr>
-            <w:tcW w:w="0" w:type="auto"/>
-          </w:tcPr>
-          <w:p>
-            <w:pPr>
-              <w:rPr>
-                <w:sz w:val="28"/>
-                <w:szCs w:val="28"/>
-              </w:rPr>
-            </w:pPr>
-            <w:r>
-              <w:rPr>
-                <w:sz w:val="28"/>
-                <w:szCs w:val="28"/>
-              </w:rPr>
-              <w:t>audit_log</w:t>
-            </w:r>
-          </w:p>
-        </w:tc>
-        <w:tc>
-          <w:tcPr>
-            <w:tcW w:w="0" w:type="auto"/>
-          </w:tcPr>
-          <w:p>
-            <w:pPr>
-              <w:rPr>
-                <w:sz w:val="28"/>
-                <w:szCs w:val="28"/>
-              </w:rPr>
-            </w:pPr>
-            <w:r>
-              <w:rPr>
-                <w:sz w:val="28"/>
-                <w:szCs w:val="28"/>
-              </w:rPr>
-              <w:t>Журнал аудита</w:t>
-            </w:r>
-          </w:p>
-        </w:tc>
-      </w:tr>
-    </w:tbl>
-    <w:p>
-      <w:pPr>
-        <w:spacing w:line="360" w:lineRule="auto"/>
-        <w:ind w:firstLine="709"/>
-        <w:jc w:val="center"/>
-        <w:rPr>
-          <w:sz w:val="28"/>
-          <w:szCs w:val="28"/>
-        </w:rPr>
-      </w:pPr>
-      <w:r>
-        <w:rPr>
-          <w:sz w:val="28"/>
-          <w:szCs w:val="28"/>
-        </w:rPr>
-        <w:t>Рисунок 7 - Таблицы</w:t>
-      </w:r>
-    </w:p>
-    <w:p>
-      <w:pPr>
-        <w:spacing w:line="360" w:lineRule="auto"/>
-        <w:ind w:firstLine="709"/>
-        <w:jc w:val="both"/>
-        <w:rPr>
-          <w:sz w:val="28"/>
-          <w:szCs w:val="28"/>
-        </w:rPr>
-      </w:pPr>
-    </w:p>
-    <w:p>
-      <w:pPr>
-        <w:spacing w:line="360" w:lineRule="auto"/>
-        <w:ind w:firstLine="709"/>
-        <w:jc w:val="both"/>
-        <w:rPr>
-          <w:sz w:val="28"/>
-          <w:szCs w:val="28"/>
-        </w:rPr>
-      </w:pPr>
-      <w:r>
-        <w:rPr>
-          <w:sz w:val="28"/>
-          <w:szCs w:val="28"/>
-        </w:rPr>
-        <w:t>Модульное тестирование (30 тестов)</w:t>
-      </w:r>
-    </w:p>
-    <w:p>
-      <w:pPr>
-        <w:spacing w:line="360" w:lineRule="auto"/>
-        <w:ind w:firstLine="709"/>
-        <w:jc w:val="both"/>
-        <w:rPr>
-          <w:sz w:val="28"/>
-          <w:szCs w:val="28"/>
-        </w:rPr>
-      </w:pPr>
-      <w:r>
-        <w:rPr>
-          <w:sz w:val="28"/>
-          <w:szCs w:val="28"/>
-        </w:rPr>
-        <w:t>Созданы проекты xUnit для каждого модуля desktop:</w:t>
-      </w:r>
-    </w:p>
-    <w:p>
-      <w:pPr>
-        <w:spacing w:line="360" w:lineRule="auto"/>
-        <w:ind w:firstLine="709"/>
-        <w:jc w:val="both"/>
-        <w:rPr>
-          <w:sz w:val="28"/>
-          <w:szCs w:val="28"/>
-        </w:rPr>
-      </w:pPr>
-      <w:r>
-        <w:rPr>
-          <w:sz w:val="28"/>
-          <w:szCs w:val="28"/>
-        </w:rPr>
-        <w:t>AgroChem.Tests.Technologist – 10 тестов (валидация рецептов, компонентов).</w:t>
-      </w:r>
-    </w:p>
-    <w:p>
-      <w:pPr>
-        <w:spacing w:line="360" w:lineRule="auto"/>
-        <w:ind w:firstLine="709"/>
-        <w:jc w:val="both"/>
-        <w:rPr>
-          <w:sz w:val="28"/>
-          <w:szCs w:val="28"/>
-        </w:rPr>
-      </w:pPr>
-      <w:r>
-        <w:rPr>
-          <w:sz w:val="28"/>
-          <w:szCs w:val="28"/>
-        </w:rPr>
-        <w:t>AgroChem.Tests.Laboratory – 10 тестов (парсинг нормативов, вычисление результата).</w:t>
-      </w:r>
-    </w:p>
-    <w:p>
-      <w:pPr>
-        <w:spacing w:line="360" w:lineRule="auto"/>
-        <w:ind w:firstLine="709"/>
-        <w:jc w:val="both"/>
-        <w:rPr>
-          <w:sz w:val="28"/>
-          <w:szCs w:val="28"/>
-        </w:rPr>
-      </w:pPr>
-      <w:r>
-        <w:rPr>
-          <w:sz w:val="28"/>
-          <w:szCs w:val="28"/>
-        </w:rPr>
-        <w:t>AgroChem.Tests.Operator – 10 тестов (обнаружение отклонений по температуре, давлению, времени).</w:t>
-      </w:r>
-    </w:p>
-    <w:p>
-      <w:pPr>
-        <w:spacing w:after="160" w:line="259" w:lineRule="auto"/>
-        <w:rPr>
-          <w:sz w:val="28"/>
-          <w:szCs w:val="28"/>
-        </w:rPr>
-      </w:pPr>
-      <w:r>
-        <w:rPr>
-          <w:sz w:val="28"/>
-          <w:szCs w:val="28"/>
-        </w:rPr>
-        <w:br w:type="page"/>
-      </w:r>
-    </w:p>
-    <w:p>
-      <w:pPr>
-        <w:spacing w:line="360" w:lineRule="auto"/>
-        <w:ind w:firstLine="709"/>
-        <w:jc w:val="both"/>
-        <w:rPr>
-          <w:sz w:val="28"/>
-          <w:szCs w:val="28"/>
-        </w:rPr>
-      </w:pPr>
-    </w:p>
-    <w:p>
-      <w:pPr>
-        <w:spacing w:line="360" w:lineRule="auto"/>
-        <w:ind w:firstLine="709"/>
-        <w:jc w:val="both"/>
-        <w:rPr>
-          <w:sz w:val="28"/>
-          <w:szCs w:val="28"/>
-        </w:rPr>
-      </w:pPr>
-      <w:r>
-        <w:rPr>
-          <w:sz w:val="28"/>
-          <w:szCs w:val="28"/>
-        </w:rPr>
-        <w:t>Пример теста для лаборатории:</w:t>
-      </w:r>
-    </w:p>
-    <w:p>
-      <w:pPr>
-        <w:pBdr>
-          <w:top w:val="single" w:color="auto" w:sz="4" w:space="1"/>
-          <w:left w:val="single" w:color="auto" w:sz="4" w:space="4"/>
-          <w:bottom w:val="single" w:color="auto" w:sz="4" w:space="1"/>
-          <w:right w:val="single" w:color="auto" w:sz="4" w:space="4"/>
-        </w:pBdr>
-        <w:spacing w:line="360" w:lineRule="auto"/>
-        <w:ind w:firstLine="709"/>
-        <w:jc w:val="both"/>
-        <w:rPr>
-          <w:sz w:val="28"/>
-          <w:szCs w:val="28"/>
-        </w:rPr>
-      </w:pPr>
-      <w:r>
-        <w:rPr>
-          <w:sz w:val="28"/>
-          <w:szCs w:val="28"/>
-        </w:rPr>
-        <w:t>csharp</w:t>
-      </w:r>
-    </w:p>
-    <w:p>
-      <w:pPr>
-        <w:pBdr>
-          <w:top w:val="single" w:color="auto" w:sz="4" w:space="1"/>
-          <w:left w:val="single" w:color="auto" w:sz="4" w:space="4"/>
-          <w:bottom w:val="single" w:color="auto" w:sz="4" w:space="1"/>
-          <w:right w:val="single" w:color="auto" w:sz="4" w:space="4"/>
-        </w:pBdr>
-        <w:spacing w:line="360" w:lineRule="auto"/>
-        <w:ind w:firstLine="709"/>
-        <w:jc w:val="both"/>
-        <w:rPr>
-          <w:sz w:val="28"/>
-          <w:szCs w:val="28"/>
-        </w:rPr>
-      </w:pPr>
-      <w:r>
-        <w:rPr>
-          <w:sz w:val="28"/>
-          <w:szCs w:val="28"/>
-        </w:rPr>
-        <w:t>[Fact]</w:t>
-      </w:r>
-    </w:p>
-    <w:p>
-      <w:pPr>
-        <w:pBdr>
-          <w:top w:val="single" w:color="auto" w:sz="4" w:space="1"/>
-          <w:left w:val="single" w:color="auto" w:sz="4" w:space="4"/>
-          <w:bottom w:val="single" w:color="auto" w:sz="4" w:space="1"/>
-          <w:right w:val="single" w:color="auto" w:sz="4" w:space="4"/>
-        </w:pBdr>
-        <w:spacing w:line="360" w:lineRule="auto"/>
-        <w:ind w:firstLine="709"/>
-        <w:jc w:val="both"/>
-        <w:rPr>
-          <w:sz w:val="28"/>
-          <w:szCs w:val="28"/>
-          <w:lang w:val="en-US"/>
-        </w:rPr>
-      </w:pPr>
-      <w:r>
-        <w:rPr>
-          <w:sz w:val="28"/>
-          <w:szCs w:val="28"/>
-          <w:lang w:val="en-US"/>
-        </w:rPr>
-        <w:t>public void EvaluateParameter_ValueWithinRange_ReturnsPass()</w:t>
-      </w:r>
-    </w:p>
-    <w:p>
-      <w:pPr>
-        <w:pBdr>
-          <w:top w:val="single" w:color="auto" w:sz="4" w:space="1"/>
-          <w:left w:val="single" w:color="auto" w:sz="4" w:space="4"/>
-          <w:bottom w:val="single" w:color="auto" w:sz="4" w:space="1"/>
-          <w:right w:val="single" w:color="auto" w:sz="4" w:space="4"/>
-        </w:pBdr>
-        <w:spacing w:line="360" w:lineRule="auto"/>
-        <w:ind w:firstLine="709"/>
-        <w:jc w:val="both"/>
-        <w:rPr>
-          <w:sz w:val="28"/>
-          <w:szCs w:val="28"/>
-          <w:lang w:val="en-US"/>
-        </w:rPr>
-      </w:pPr>
-      <w:r>
-        <w:rPr>
-          <w:sz w:val="28"/>
-          <w:szCs w:val="28"/>
-          <w:lang w:val="en-US"/>
-        </w:rPr>
-        <w:t>{</w:t>
-      </w:r>
-    </w:p>
-    <w:p>
-      <w:pPr>
-        <w:pBdr>
-          <w:top w:val="single" w:color="auto" w:sz="4" w:space="1"/>
-          <w:left w:val="single" w:color="auto" w:sz="4" w:space="4"/>
-          <w:bottom w:val="single" w:color="auto" w:sz="4" w:space="1"/>
-          <w:right w:val="single" w:color="auto" w:sz="4" w:space="4"/>
-        </w:pBdr>
-        <w:spacing w:line="360" w:lineRule="auto"/>
-        <w:ind w:firstLine="709"/>
-        <w:jc w:val="both"/>
-        <w:rPr>
-          <w:sz w:val="28"/>
-          <w:szCs w:val="28"/>
-          <w:lang w:val="en-US"/>
-        </w:rPr>
-      </w:pPr>
-      <w:r>
-        <w:rPr>
-          <w:sz w:val="28"/>
-          <w:szCs w:val="28"/>
-          <w:lang w:val="en-US"/>
-        </w:rPr>
-        <w:t xml:space="preserve">    var param = new TestParameter { StandardValue = "6.5-7.0", MeasuredValue = "6.8" };</w:t>
-      </w:r>
-    </w:p>
-    <w:p>
-      <w:pPr>
-        <w:pBdr>
-          <w:top w:val="single" w:color="auto" w:sz="4" w:space="1"/>
-          <w:left w:val="single" w:color="auto" w:sz="4" w:space="4"/>
-          <w:bottom w:val="single" w:color="auto" w:sz="4" w:space="1"/>
-          <w:right w:val="single" w:color="auto" w:sz="4" w:space="4"/>
-        </w:pBdr>
-        <w:spacing w:line="360" w:lineRule="auto"/>
-        <w:ind w:firstLine="709"/>
-        <w:jc w:val="both"/>
-        <w:rPr>
-          <w:sz w:val="28"/>
-          <w:szCs w:val="28"/>
-          <w:lang w:val="en-US"/>
-        </w:rPr>
-      </w:pPr>
-      <w:r>
-        <w:rPr>
-          <w:sz w:val="28"/>
-          <w:szCs w:val="28"/>
-          <w:lang w:val="en-US"/>
-        </w:rPr>
-        <w:t xml:space="preserve">    EvaluateParameter(param);</w:t>
-      </w:r>
-    </w:p>
-    <w:p>
-      <w:pPr>
-        <w:pBdr>
-          <w:top w:val="single" w:color="auto" w:sz="4" w:space="1"/>
-          <w:left w:val="single" w:color="auto" w:sz="4" w:space="4"/>
-          <w:bottom w:val="single" w:color="auto" w:sz="4" w:space="1"/>
-          <w:right w:val="single" w:color="auto" w:sz="4" w:space="4"/>
-        </w:pBdr>
-        <w:spacing w:line="360" w:lineRule="auto"/>
-        <w:ind w:firstLine="709"/>
-        <w:jc w:val="both"/>
-        <w:rPr>
-          <w:sz w:val="28"/>
-          <w:szCs w:val="28"/>
-          <w:lang w:val="en-US"/>
-        </w:rPr>
-      </w:pPr>
-      <w:r>
-        <w:rPr>
-          <w:sz w:val="28"/>
-          <w:szCs w:val="28"/>
-          <w:lang w:val="en-US"/>
-        </w:rPr>
-        <w:t xml:space="preserve">    Assert.Equal("</w:t>
-      </w:r>
-      <w:r>
-        <w:rPr>
-          <w:rFonts w:ascii="Segoe UI Emoji" w:hAnsi="Segoe UI Emoji" w:cs="Segoe UI Emoji"/>
-          <w:sz w:val="28"/>
-          <w:szCs w:val="28"/>
-          <w:lang w:val="en-US"/>
-        </w:rPr>
-        <w:t>✅</w:t>
-      </w:r>
-      <w:r>
-        <w:rPr>
-          <w:sz w:val="28"/>
-          <w:szCs w:val="28"/>
-          <w:lang w:val="en-US"/>
-        </w:rPr>
-        <w:t xml:space="preserve"> pass", param.Result);</w:t>
-      </w:r>
-    </w:p>
-    <w:p>
-      <w:pPr>
-        <w:pBdr>
-          <w:top w:val="single" w:color="auto" w:sz="4" w:space="1"/>
-          <w:left w:val="single" w:color="auto" w:sz="4" w:space="4"/>
-          <w:bottom w:val="single" w:color="auto" w:sz="4" w:space="1"/>
-          <w:right w:val="single" w:color="auto" w:sz="4" w:space="4"/>
-        </w:pBdr>
-        <w:spacing w:line="360" w:lineRule="auto"/>
-        <w:ind w:firstLine="709"/>
-        <w:jc w:val="both"/>
-        <w:rPr>
-          <w:sz w:val="28"/>
-          <w:szCs w:val="28"/>
-        </w:rPr>
-      </w:pPr>
-      <w:r>
-        <w:rPr>
-          <w:sz w:val="28"/>
-          <w:szCs w:val="28"/>
-        </w:rPr>
-        <w:t>}</w:t>
-      </w:r>
-    </w:p>
-    <w:p>
-      <w:pPr>
-        <w:spacing w:line="360" w:lineRule="auto"/>
-        <w:ind w:firstLine="709"/>
-        <w:jc w:val="center"/>
-        <w:rPr>
-          <w:sz w:val="28"/>
-          <w:szCs w:val="28"/>
-        </w:rPr>
-      </w:pPr>
-      <w:r>
-        <w:rPr>
-          <w:sz w:val="28"/>
-          <w:szCs w:val="28"/>
-        </w:rPr>
-        <w:t>Рисунок 3 - Пример теста для лаборатории</w:t>
-      </w:r>
-    </w:p>
-    <w:p>
-      <w:pPr>
-        <w:spacing w:line="360" w:lineRule="auto"/>
-        <w:ind w:firstLine="709"/>
-        <w:jc w:val="both"/>
-        <w:rPr>
-          <w:sz w:val="28"/>
-          <w:szCs w:val="28"/>
-        </w:rPr>
-      </w:pPr>
-    </w:p>
-    <w:p>
-      <w:pPr>
-        <w:spacing w:line="360" w:lineRule="auto"/>
-        <w:ind w:firstLine="709"/>
-        <w:jc w:val="both"/>
-        <w:rPr>
-          <w:sz w:val="28"/>
-          <w:szCs w:val="28"/>
-        </w:rPr>
-      </w:pPr>
-      <w:r>
-        <w:rPr>
-          <w:sz w:val="28"/>
-          <w:szCs w:val="28"/>
-        </w:rPr>
-        <w:t>Тесты запускаются через Обозреватель тестов Visual Studio или консоль dotnet test. Все 30 тестов успешно проходят.</w:t>
-      </w:r>
-    </w:p>
-    <w:p>
-      <w:pPr>
-        <w:spacing w:line="360" w:lineRule="auto"/>
-        <w:ind w:firstLine="709"/>
-        <w:jc w:val="both"/>
-        <w:rPr>
-          <w:sz w:val="28"/>
-          <w:szCs w:val="28"/>
-        </w:rPr>
-      </w:pPr>
-      <w:r>
-        <w:rPr>
-          <w:sz w:val="28"/>
-          <w:szCs w:val="28"/>
-        </w:rPr>
-        <w:t>Интеграционное тестирование API (10 тестов)</w:t>
-      </w:r>
-    </w:p>
-    <w:p>
-      <w:pPr>
-        <w:spacing w:line="360" w:lineRule="auto"/>
-        <w:ind w:firstLine="709"/>
-        <w:jc w:val="both"/>
-        <w:rPr>
-          <w:sz w:val="28"/>
-          <w:szCs w:val="28"/>
-        </w:rPr>
-      </w:pPr>
-      <w:r>
-        <w:rPr>
-          <w:sz w:val="28"/>
-          <w:szCs w:val="28"/>
-        </w:rPr>
-        <w:t>Проект AgroChem.Tests.API содержит тесты, которые отправляют реальные HTTP-запросы к запущенному API (адрес https://localhost:44308). Проверяются:</w:t>
-      </w:r>
-    </w:p>
-    <w:p>
-      <w:pPr>
-        <w:spacing w:line="360" w:lineRule="auto"/>
-        <w:ind w:firstLine="709"/>
-        <w:jc w:val="both"/>
-        <w:rPr>
-          <w:sz w:val="28"/>
-          <w:szCs w:val="28"/>
-        </w:rPr>
-      </w:pPr>
-      <w:r>
-        <w:rPr>
-          <w:sz w:val="28"/>
-          <w:szCs w:val="28"/>
-        </w:rPr>
-        <w:t>POST /api/auth/login – успешный и неуспешный вход.</w:t>
-      </w:r>
-    </w:p>
-    <w:p>
-      <w:pPr>
-        <w:spacing w:line="360" w:lineRule="auto"/>
-        <w:ind w:firstLine="709"/>
-        <w:jc w:val="both"/>
-        <w:rPr>
-          <w:sz w:val="28"/>
-          <w:szCs w:val="28"/>
-        </w:rPr>
-      </w:pPr>
-      <w:r>
-        <w:rPr>
-          <w:sz w:val="28"/>
-          <w:szCs w:val="28"/>
-        </w:rPr>
-        <w:t>GET /api/products – получение списка.</w:t>
-      </w:r>
-    </w:p>
-    <w:p>
-      <w:pPr>
-        <w:spacing w:line="360" w:lineRule="auto"/>
-        <w:ind w:firstLine="709"/>
-        <w:jc w:val="both"/>
-        <w:rPr>
-          <w:sz w:val="28"/>
-          <w:szCs w:val="28"/>
-          <w:lang w:val="en-US"/>
-        </w:rPr>
-      </w:pPr>
-      <w:r>
-        <w:rPr>
-          <w:sz w:val="28"/>
-          <w:szCs w:val="28"/>
-          <w:lang w:val="en-US"/>
-        </w:rPr>
-        <w:t xml:space="preserve">GET /api/operator/active-batches – </w:t>
-      </w:r>
-      <w:r>
-        <w:rPr>
-          <w:sz w:val="28"/>
-          <w:szCs w:val="28"/>
-        </w:rPr>
-        <w:t>получение</w:t>
-      </w:r>
-      <w:r>
-        <w:rPr>
-          <w:sz w:val="28"/>
-          <w:szCs w:val="28"/>
-          <w:lang w:val="en-US"/>
-        </w:rPr>
-        <w:t xml:space="preserve"> </w:t>
-      </w:r>
-      <w:r>
-        <w:rPr>
-          <w:sz w:val="28"/>
-          <w:szCs w:val="28"/>
-        </w:rPr>
-        <w:t>активных</w:t>
-      </w:r>
-      <w:r>
-        <w:rPr>
-          <w:sz w:val="28"/>
-          <w:szCs w:val="28"/>
-          <w:lang w:val="en-US"/>
-        </w:rPr>
-        <w:t xml:space="preserve"> </w:t>
-      </w:r>
-      <w:r>
-        <w:rPr>
-          <w:sz w:val="28"/>
-          <w:szCs w:val="28"/>
-        </w:rPr>
-        <w:t>партий</w:t>
-      </w:r>
-      <w:r>
-        <w:rPr>
-          <w:sz w:val="28"/>
-          <w:szCs w:val="28"/>
-          <w:lang w:val="en-US"/>
-        </w:rPr>
-        <w:t>.</w:t>
-      </w:r>
-    </w:p>
-    <w:p>
-      <w:pPr>
-        <w:spacing w:line="360" w:lineRule="auto"/>
-        <w:ind w:firstLine="709"/>
-        <w:jc w:val="both"/>
-        <w:rPr>
-          <w:sz w:val="28"/>
-          <w:szCs w:val="28"/>
-        </w:rPr>
-      </w:pPr>
-      <w:r>
-        <w:rPr>
-          <w:sz w:val="28"/>
-          <w:szCs w:val="28"/>
-        </w:rPr>
-        <w:t>POST /api/quality/save – сохранение результатов контроля.</w:t>
-      </w:r>
-    </w:p>
-    <w:p>
-      <w:pPr>
-        <w:spacing w:line="360" w:lineRule="auto"/>
-        <w:ind w:firstLine="709"/>
-        <w:jc w:val="both"/>
-        <w:rPr>
-          <w:sz w:val="28"/>
-          <w:szCs w:val="28"/>
-          <w:lang w:val="en-US"/>
-        </w:rPr>
-      </w:pPr>
-      <w:r>
-        <w:rPr>
-          <w:sz w:val="28"/>
-          <w:szCs w:val="28"/>
-          <w:lang w:val="en-US"/>
-        </w:rPr>
-        <w:t xml:space="preserve">GET /api/quality/standards?productId=1 – </w:t>
-      </w:r>
-      <w:r>
-        <w:rPr>
-          <w:sz w:val="28"/>
-          <w:szCs w:val="28"/>
-        </w:rPr>
-        <w:t>получение</w:t>
-      </w:r>
-      <w:r>
-        <w:rPr>
-          <w:sz w:val="28"/>
-          <w:szCs w:val="28"/>
-          <w:lang w:val="en-US"/>
-        </w:rPr>
-        <w:t xml:space="preserve"> </w:t>
-      </w:r>
-      <w:r>
-        <w:rPr>
-          <w:sz w:val="28"/>
-          <w:szCs w:val="28"/>
-        </w:rPr>
-        <w:t>нормативов</w:t>
-      </w:r>
-      <w:r>
-        <w:rPr>
-          <w:sz w:val="28"/>
-          <w:szCs w:val="28"/>
-          <w:lang w:val="en-US"/>
-        </w:rPr>
-        <w:t>.</w:t>
-      </w:r>
-    </w:p>
-    <w:p>
-      <w:pPr>
-        <w:spacing w:line="360" w:lineRule="auto"/>
-        <w:ind w:firstLine="709"/>
-        <w:jc w:val="both"/>
-        <w:rPr>
-          <w:sz w:val="28"/>
-          <w:szCs w:val="28"/>
-          <w:lang w:val="en-US"/>
-        </w:rPr>
-      </w:pPr>
-      <w:r>
-        <w:rPr>
-          <w:sz w:val="28"/>
-          <w:szCs w:val="28"/>
-          <w:lang w:val="en-US"/>
-        </w:rPr>
-        <w:t xml:space="preserve">PUT /api/quality/update/{id} – </w:t>
-      </w:r>
-      <w:r>
-        <w:rPr>
-          <w:sz w:val="28"/>
-          <w:szCs w:val="28"/>
-        </w:rPr>
-        <w:t>обновление</w:t>
-      </w:r>
-      <w:r>
-        <w:rPr>
-          <w:sz w:val="28"/>
-          <w:szCs w:val="28"/>
-          <w:lang w:val="en-US"/>
-        </w:rPr>
-        <w:t xml:space="preserve"> </w:t>
-      </w:r>
-      <w:r>
-        <w:rPr>
-          <w:sz w:val="28"/>
-          <w:szCs w:val="28"/>
-        </w:rPr>
-        <w:t>испытания</w:t>
-      </w:r>
-      <w:r>
-        <w:rPr>
-          <w:sz w:val="28"/>
-          <w:szCs w:val="28"/>
-          <w:lang w:val="en-US"/>
-        </w:rPr>
-        <w:t>.</w:t>
-      </w:r>
-    </w:p>
-    <w:p>
-      <w:pPr>
-        <w:spacing w:line="360" w:lineRule="auto"/>
-        <w:ind w:firstLine="709"/>
-        <w:jc w:val="both"/>
-        <w:rPr>
-          <w:sz w:val="28"/>
-          <w:szCs w:val="28"/>
-        </w:rPr>
-      </w:pPr>
-      <w:r>
-        <w:rPr>
-          <w:sz w:val="28"/>
-          <w:szCs w:val="28"/>
-        </w:rPr>
-        <w:t>Негативные сценарии (неправильные параметры, несуществующий ID).</w:t>
-      </w:r>
-    </w:p>
-    <w:p>
-      <w:pPr>
-        <w:spacing w:line="360" w:lineRule="auto"/>
-        <w:ind w:firstLine="709"/>
-        <w:jc w:val="both"/>
-        <w:rPr>
-          <w:sz w:val="28"/>
-          <w:szCs w:val="28"/>
-        </w:rPr>
-      </w:pPr>
-      <w:r>
-        <w:rPr>
-          <w:sz w:val="28"/>
-          <w:szCs w:val="28"/>
-        </w:rPr>
-        <w:t>Все интеграционные тесты зелёные при запущенном API.</w:t>
-      </w:r>
-    </w:p>
-    <w:p>
-      <w:pPr>
-        <w:spacing w:line="360" w:lineRule="auto"/>
-        <w:ind w:firstLine="709"/>
-        <w:jc w:val="both"/>
-        <w:rPr>
-          <w:sz w:val="28"/>
-          <w:szCs w:val="28"/>
-        </w:rPr>
-      </w:pPr>
-    </w:p>
-    <w:p>
-      <w:pPr>
-        <w:spacing w:line="360" w:lineRule="auto"/>
-        <w:ind w:firstLine="709"/>
-        <w:jc w:val="both"/>
         <w:rPr>
           <w:sz w:val="32"/>
           <w:szCs w:val="32"/>
@@ -15959,7 +14143,129 @@
       <w:pPr>
         <w:spacing w:line="360" w:lineRule="auto"/>
         <w:ind w:firstLine="709"/>
-        <w:jc w:val="both"/>
+        <w:jc w:val="center"/>
+        <w:rPr>
+          <w:sz w:val="28"/>
+          <w:szCs w:val="28"/>
+        </w:rPr>
+      </w:pPr>
+    </w:p>
+    <w:p>
+      <w:pPr>
+        <w:spacing w:line="360" w:lineRule="auto"/>
+        <w:ind w:firstLine="709"/>
+        <w:jc w:val="center"/>
+        <w:rPr>
+          <w:sz w:val="28"/>
+          <w:szCs w:val="28"/>
+        </w:rPr>
+      </w:pPr>
+    </w:p>
+    <w:p>
+      <w:pPr>
+        <w:spacing w:line="360" w:lineRule="auto"/>
+        <w:ind w:firstLine="709"/>
+        <w:jc w:val="center"/>
+        <w:rPr>
+          <w:sz w:val="28"/>
+          <w:szCs w:val="28"/>
+        </w:rPr>
+      </w:pPr>
+    </w:p>
+    <w:p>
+      <w:pPr>
+        <w:spacing w:line="360" w:lineRule="auto"/>
+        <w:ind w:firstLine="709"/>
+        <w:jc w:val="center"/>
+        <w:rPr>
+          <w:sz w:val="28"/>
+          <w:szCs w:val="28"/>
+        </w:rPr>
+      </w:pPr>
+    </w:p>
+    <w:p>
+      <w:pPr>
+        <w:spacing w:line="360" w:lineRule="auto"/>
+        <w:ind w:firstLine="709"/>
+        <w:jc w:val="center"/>
+        <w:rPr>
+          <w:sz w:val="28"/>
+          <w:szCs w:val="28"/>
+        </w:rPr>
+      </w:pPr>
+    </w:p>
+    <w:p>
+      <w:pPr>
+        <w:spacing w:line="360" w:lineRule="auto"/>
+        <w:ind w:firstLine="709"/>
+        <w:jc w:val="center"/>
+        <w:rPr>
+          <w:sz w:val="28"/>
+          <w:szCs w:val="28"/>
+        </w:rPr>
+      </w:pPr>
+    </w:p>
+    <w:p>
+      <w:pPr>
+        <w:spacing w:line="360" w:lineRule="auto"/>
+        <w:ind w:firstLine="709"/>
+        <w:jc w:val="center"/>
+        <w:rPr>
+          <w:sz w:val="28"/>
+          <w:szCs w:val="28"/>
+        </w:rPr>
+      </w:pPr>
+    </w:p>
+    <w:p>
+      <w:pPr>
+        <w:spacing w:line="360" w:lineRule="auto"/>
+        <w:ind w:firstLine="709"/>
+        <w:jc w:val="center"/>
+        <w:rPr>
+          <w:sz w:val="28"/>
+          <w:szCs w:val="28"/>
+        </w:rPr>
+      </w:pPr>
+    </w:p>
+    <w:p>
+      <w:pPr>
+        <w:spacing w:line="360" w:lineRule="auto"/>
+        <w:ind w:firstLine="709"/>
+        <w:jc w:val="center"/>
+        <w:rPr>
+          <w:sz w:val="28"/>
+          <w:szCs w:val="28"/>
+        </w:rPr>
+      </w:pPr>
+    </w:p>
+    <w:p>
+      <w:pPr>
+        <w:spacing w:line="360" w:lineRule="auto"/>
+        <w:ind w:firstLine="709"/>
+        <w:jc w:val="center"/>
+        <w:rPr>
+          <w:sz w:val="28"/>
+          <w:szCs w:val="28"/>
+        </w:rPr>
+      </w:pPr>
+    </w:p>
+    <w:p>
+      <w:pPr>
+        <w:spacing w:line="360" w:lineRule="auto"/>
+        <w:jc w:val="both"/>
+        <w:rPr>
+          <w:rFonts w:hint="default"/>
+          <w:sz w:val="28"/>
+          <w:szCs w:val="28"/>
+          <w:lang w:val="en-US"/>
+        </w:rPr>
+      </w:pPr>
+    </w:p>
+    <w:p>
+      <w:pPr>
+        <w:spacing w:line="360" w:lineRule="auto"/>
+        <w:ind w:firstLine="709"/>
+        <w:jc w:val="center"/>
         <w:rPr>
           <w:sz w:val="28"/>
           <w:szCs w:val="28"/>
@@ -15981,8 +14287,8 @@
           <w:szCs w:val="28"/>
         </w:rPr>
       </w:pPr>
-      <w:bookmarkStart w:id="0" w:name="_Toc230008293"/>
-      <w:bookmarkStart w:id="1" w:name="_Toc228795863"/>
+      <w:bookmarkStart w:id="0" w:name="_Toc228795863"/>
+      <w:bookmarkStart w:id="1" w:name="_Toc230008293"/>
       <w:r>
         <w:rPr>
           <w:rFonts w:ascii="Times New Roman" w:hAnsi="Times New Roman" w:cs="Times New Roman"/>
@@ -16028,6 +14334,31 @@
     </w:p>
     <w:p>
       <w:pPr>
+        <w:rPr>
+          <w:rFonts w:hint="default" w:cs="Times New Roman"/>
+          <w:b/>
+          <w:bCs/>
+          <w:color w:val="000000" w:themeColor="text1"/>
+          <w:sz w:val="28"/>
+          <w:szCs w:val="28"/>
+          <w:lang w:val="ru-RU"/>
+        </w:rPr>
+      </w:pPr>
+      <w:r>
+        <w:rPr>
+          <w:rFonts w:hint="default" w:cs="Times New Roman"/>
+          <w:b/>
+          <w:bCs/>
+          <w:color w:val="000000" w:themeColor="text1"/>
+          <w:sz w:val="28"/>
+          <w:szCs w:val="28"/>
+          <w:lang w:val="ru-RU"/>
+        </w:rPr>
+        <w:br w:type="page"/>
+      </w:r>
+    </w:p>
+    <w:p>
+      <w:pPr>
         <w:tabs>
           <w:tab w:val="left" w:pos="7138"/>
         </w:tabs>
@@ -16042,6 +14373,93 @@
           <w:lang w:val="ru-RU"/>
         </w:rPr>
       </w:pPr>
+    </w:p>
+    <w:p>
+      <w:pPr>
+        <w:tabs>
+          <w:tab w:val="left" w:pos="7138"/>
+        </w:tabs>
+        <w:jc w:val="left"/>
+        <w:rPr>
+          <w:rFonts w:hint="default" w:cs="Times New Roman"/>
+          <w:b/>
+          <w:bCs/>
+          <w:color w:val="000000" w:themeColor="text1"/>
+          <w:sz w:val="28"/>
+          <w:szCs w:val="28"/>
+          <w:lang w:val="en-US"/>
+        </w:rPr>
+      </w:pPr>
+      <w:r>
+        <w:rPr>
+          <w:rFonts w:hint="default" w:cs="Times New Roman"/>
+          <w:b/>
+          <w:bCs/>
+          <w:color w:val="000000" w:themeColor="text1"/>
+          <w:sz w:val="28"/>
+          <w:szCs w:val="28"/>
+          <w:lang w:val="ru-RU"/>
+        </w:rPr>
+        <w:t xml:space="preserve">Ссылка на </w:t>
+      </w:r>
+      <w:r>
+        <w:rPr>
+          <w:rFonts w:hint="default" w:cs="Times New Roman"/>
+          <w:b/>
+          <w:bCs/>
+          <w:color w:val="000000" w:themeColor="text1"/>
+          <w:sz w:val="28"/>
+          <w:szCs w:val="28"/>
+          <w:lang w:val="en-US"/>
+        </w:rPr>
+        <w:t>Githab:</w:t>
+      </w:r>
+    </w:p>
+    <w:p>
+      <w:pPr>
+        <w:tabs>
+          <w:tab w:val="left" w:pos="7138"/>
+        </w:tabs>
+        <w:jc w:val="left"/>
+        <w:rPr>
+          <w:rFonts w:hint="default" w:cs="Times New Roman"/>
+          <w:b/>
+          <w:bCs/>
+          <w:color w:val="000000" w:themeColor="text1"/>
+          <w:sz w:val="28"/>
+          <w:szCs w:val="28"/>
+          <w:lang w:val="ru-RU"/>
+        </w:rPr>
+      </w:pPr>
+    </w:p>
+    <w:p>
+      <w:pPr>
+        <w:tabs>
+          <w:tab w:val="left" w:pos="7138"/>
+        </w:tabs>
+        <w:jc w:val="left"/>
+        <w:rPr>
+          <w:rFonts w:hint="default" w:cs="Times New Roman"/>
+          <w:b/>
+          <w:bCs/>
+          <w:color w:val="000000" w:themeColor="text1"/>
+          <w:sz w:val="28"/>
+          <w:szCs w:val="28"/>
+          <w:lang w:val="ru-RU"/>
+        </w:rPr>
+      </w:pPr>
+      <w:r>
+        <w:rPr>
+          <w:rFonts w:hint="default" w:cs="Times New Roman"/>
+          <w:b/>
+          <w:bCs/>
+          <w:color w:val="000000" w:themeColor="text1"/>
+          <w:sz w:val="28"/>
+          <w:szCs w:val="28"/>
+          <w:lang w:val="ru-RU"/>
+        </w:rPr>
+        <w:t>https://github.com/Finder7250/-02.git</w:t>
+      </w:r>
     </w:p>
     <w:sectPr>
       <w:pgSz w:w="11906" w:h="16838"/>
